--- a/pr-preview/pr-224/exploratory-descriptive-handout.docx
+++ b/pr-preview/pr-224/exploratory-descriptive-handout.docx
@@ -15,7 +15,7 @@
         <w:pStyle w:val="Date"/>
       </w:pPr>
       <w:r>
-        <w:t xml:space="preserve">Last modified: 2026-10-15 15:28:39 (PDT)</w:t>
+        <w:t xml:space="preserve">Last modified: 2026-10-16 03:12:26 (PDT)</w:t>
       </w:r>
     </w:p>
     <w:bookmarkStart w:id="24" w:name="introduction"/>
@@ -15698,7 +15698,7 @@
     <w:bookmarkEnd w:id="108"/>
     <w:bookmarkEnd w:id="109"/>
     <w:bookmarkEnd w:id="110"/>
-    <w:bookmarkStart w:id="133" w:name="data-transformations"/>
+    <w:bookmarkStart w:id="132" w:name="data-transformations"/>
     <w:p>
       <w:pPr>
         <w:pStyle w:val="Heading2"/>
@@ -17297,7 +17297,7 @@
         <w:t xml:space="preserve">the assumptions of that model and on the scientific question.</w:t>
       </w:r>
     </w:p>
-    <w:bookmarkStart w:id="132" w:name="sec-rescaling"/>
+    <w:bookmarkStart w:id="131" w:name="sec-rescaling"/>
     <w:p>
       <w:pPr>
         <w:pStyle w:val="Heading3"/>
@@ -19687,21 +19687,15 @@
         </m:oMath>
       </m:oMathPara>
     </w:p>
-    <w:bookmarkEnd w:id="128"/>
-    <w:bookmarkStart w:id="129" w:name="rem-source-min-max-scaling"/>
     <w:p>
       <w:pPr>
         <w:pStyle w:val="FirstParagraph"/>
       </w:pPr>
       <w:r>
-        <w:rPr>
-          <w:i/>
-          <w:iCs/>
-        </w:rPr>
-        <w:t xml:space="preserve">Remark 8</w:t>
-      </w:r>
-      <w:r>
-        <w:t xml:space="preserve"> (Source: Min-max scaling). </w:t>
+        <w:t xml:space="preserve">Source:</w:t>
+      </w:r>
+      <w:r>
+        <w:t xml:space="preserve"> </w:t>
       </w:r>
       <w:r>
         <w:t xml:space="preserve">Géron (2017, ch. 2)</w:t>
@@ -19710,8 +19704,8 @@
         <w:t xml:space="preserve">.</w:t>
       </w:r>
     </w:p>
-    <w:bookmarkEnd w:id="129"/>
-    <w:bookmarkStart w:id="130" w:name="rem-min-max-outliers"/>
+    <w:bookmarkEnd w:id="128"/>
+    <w:bookmarkStart w:id="129" w:name="rem-min-max-outliers"/>
     <w:p>
       <w:pPr>
         <w:pStyle w:val="BodyText"/>
@@ -19721,7 +19715,7 @@
           <w:i/>
           <w:iCs/>
         </w:rPr>
-        <w:t xml:space="preserve">Remark 9</w:t>
+        <w:t xml:space="preserve">Remark 8</w:t>
       </w:r>
       <w:r>
         <w:t xml:space="preserve"> (Min-max scaling and outliers). </w:t>
@@ -19920,8 +19914,8 @@
         <w:t xml:space="preserve">.</w:t>
       </w:r>
     </w:p>
-    <w:bookmarkEnd w:id="130"/>
-    <w:bookmarkStart w:id="131" w:name="exm-min-max-wcgs"/>
+    <w:bookmarkEnd w:id="129"/>
+    <w:bookmarkStart w:id="130" w:name="exm-min-max-wcgs"/>
     <w:p>
       <w:pPr>
         <w:pStyle w:val="BodyText"/>
@@ -20160,10 +20154,10 @@
         <w:t xml:space="preserve">but have no units.</w:t>
       </w:r>
     </w:p>
+    <w:bookmarkEnd w:id="130"/>
     <w:bookmarkEnd w:id="131"/>
     <w:bookmarkEnd w:id="132"/>
-    <w:bookmarkEnd w:id="133"/>
-    <w:bookmarkStart w:id="135" w:name="an-exploratory-data-analysis-workflow"/>
+    <w:bookmarkStart w:id="134" w:name="an-exploratory-data-analysis-workflow"/>
     <w:p>
       <w:pPr>
         <w:pStyle w:val="Heading2"/>
@@ -20391,7 +20385,7 @@
       <w:tr>
         <w:tc>
           <w:tcPr/>
-          <w:bookmarkStart w:id="134" w:name="tbl-wcgs-all-summary"/>
+          <w:bookmarkStart w:id="133" w:name="tbl-wcgs-all-summary"/>
           <w:p>
             <w:pPr>
               <w:jc w:val="center"/>
@@ -21572,12 +21566,12 @@
               </w:tc>
             </w:tr>
           </w:tbl>
-          <w:bookmarkEnd w:id="134"/>
+          <w:bookmarkEnd w:id="133"/>
         </w:tc>
       </w:tr>
     </w:tbl>
-    <w:bookmarkEnd w:id="135"/>
-    <w:bookmarkStart w:id="146" w:name="references"/>
+    <w:bookmarkEnd w:id="134"/>
+    <w:bookmarkStart w:id="145" w:name="references"/>
     <w:p>
       <w:pPr>
         <w:pStyle w:val="Heading2"/>
@@ -21586,8 +21580,8 @@
         <w:t xml:space="preserve">References</w:t>
       </w:r>
     </w:p>
-    <w:bookmarkStart w:id="145" w:name="refs"/>
-    <w:bookmarkStart w:id="136" w:name="ref-geron2017hands"/>
+    <w:bookmarkStart w:id="144" w:name="refs"/>
+    <w:bookmarkStart w:id="135" w:name="ref-geron2017hands"/>
     <w:p>
       <w:pPr>
         <w:pStyle w:val="Bibliography"/>
@@ -21651,8 +21645,8 @@
         <w:t xml:space="preserve">. 1st ed. O’Reilly Media.</w:t>
       </w:r>
     </w:p>
-    <w:bookmarkEnd w:id="136"/>
-    <w:bookmarkStart w:id="137" w:name="ref-hoggtanis2015"/>
+    <w:bookmarkEnd w:id="135"/>
+    <w:bookmarkStart w:id="136" w:name="ref-hoggtanis2015"/>
     <w:p>
       <w:pPr>
         <w:pStyle w:val="Bibliography"/>
@@ -21674,8 +21668,8 @@
         <w:t xml:space="preserve">. Tenth edition. Pearson.</w:t>
       </w:r>
     </w:p>
-    <w:bookmarkEnd w:id="137"/>
-    <w:bookmarkStart w:id="139" w:name="ref-james2021islr2e"/>
+    <w:bookmarkEnd w:id="136"/>
+    <w:bookmarkStart w:id="138" w:name="ref-james2021islr2e"/>
     <w:p>
       <w:pPr>
         <w:pStyle w:val="Bibliography"/>
@@ -21713,7 +21707,7 @@
       <w:r>
         <w:t xml:space="preserve"> </w:t>
       </w:r>
-      <w:hyperlink r:id="rId138">
+      <w:hyperlink r:id="rId137">
         <w:r>
           <w:rPr>
             <w:rStyle w:val="Hyperlink"/>
@@ -21725,8 +21719,8 @@
         <w:t xml:space="preserve">.</w:t>
       </w:r>
     </w:p>
-    <w:bookmarkEnd w:id="139"/>
-    <w:bookmarkStart w:id="140" w:name="ref-rice2007mathematical"/>
+    <w:bookmarkEnd w:id="138"/>
+    <w:bookmarkStart w:id="139" w:name="ref-rice2007mathematical"/>
     <w:p>
       <w:pPr>
         <w:pStyle w:val="Bibliography"/>
@@ -21748,8 +21742,8 @@
         <w:t xml:space="preserve">. 3rd ed. Cengage Learning.</w:t>
       </w:r>
     </w:p>
-    <w:bookmarkEnd w:id="140"/>
-    <w:bookmarkStart w:id="142" w:name="ref-rosenman1975coronary"/>
+    <w:bookmarkEnd w:id="139"/>
+    <w:bookmarkStart w:id="141" w:name="ref-rosenman1975coronary"/>
     <w:p>
       <w:pPr>
         <w:pStyle w:val="Bibliography"/>
@@ -21791,7 +21785,7 @@
       <w:r>
         <w:t xml:space="preserve"> </w:t>
       </w:r>
-      <w:hyperlink r:id="rId141">
+      <w:hyperlink r:id="rId140">
         <w:r>
           <w:rPr>
             <w:rStyle w:val="Hyperlink"/>
@@ -21803,8 +21797,8 @@
         <w:t xml:space="preserve">.</w:t>
       </w:r>
     </w:p>
-    <w:bookmarkEnd w:id="142"/>
-    <w:bookmarkStart w:id="144" w:name="ref-vittinghoff2e"/>
+    <w:bookmarkEnd w:id="141"/>
+    <w:bookmarkStart w:id="143" w:name="ref-vittinghoff2e"/>
     <w:p>
       <w:pPr>
         <w:pStyle w:val="Bibliography"/>
@@ -21828,7 +21822,7 @@
       <w:r>
         <w:t xml:space="preserve"> </w:t>
       </w:r>
-      <w:hyperlink r:id="rId143">
+      <w:hyperlink r:id="rId142">
         <w:r>
           <w:rPr>
             <w:rStyle w:val="Hyperlink"/>
@@ -21840,9 +21834,9 @@
         <w:t xml:space="preserve">.</w:t>
       </w:r>
     </w:p>
+    <w:bookmarkEnd w:id="143"/>
     <w:bookmarkEnd w:id="144"/>
     <w:bookmarkEnd w:id="145"/>
-    <w:bookmarkEnd w:id="146"/>
     <w:sectPr>
       <w:footnotePr>
         <w:numRestart w:val="eachSect"/>
